--- a/projects/fpga-systems/NexysA7/pumice/docs/Pumice_FPGA_System_v1.0.docx
+++ b/projects/fpga-systems/NexysA7/pumice/docs/Pumice_FPGA_System_v1.0.docx
@@ -160,7 +160,7 @@
             </w:rPr>
             <w:fldChar w:fldCharType="separate"/>
           </w:r>
-          <w:hyperlink w:anchor="__RefHeading___Toc3281_2083114603">
+          <w:hyperlink w:anchor="__RefHeading___Toc3300_920327974">
             <w:r>
               <w:rPr>
                 <w:webHidden/>
@@ -181,7 +181,7 @@
             </w:tabs>
             <w:rPr/>
           </w:pPr>
-          <w:hyperlink w:anchor="__RefHeading___Toc3283_2083114603">
+          <w:hyperlink w:anchor="__RefHeading___Toc3302_920327974">
             <w:r>
               <w:rPr>
                 <w:webHidden/>
@@ -202,7 +202,7 @@
             </w:tabs>
             <w:rPr/>
           </w:pPr>
-          <w:hyperlink w:anchor="__RefHeading___Toc3285_2083114603">
+          <w:hyperlink w:anchor="__RefHeading___Toc3304_920327974">
             <w:r>
               <w:rPr>
                 <w:webHidden/>
@@ -223,7 +223,7 @@
             </w:tabs>
             <w:rPr/>
           </w:pPr>
-          <w:hyperlink w:anchor="__RefHeading___Toc3287_2083114603">
+          <w:hyperlink w:anchor="__RefHeading___Toc3306_920327974">
             <w:r>
               <w:rPr>
                 <w:webHidden/>
@@ -244,7 +244,7 @@
             </w:tabs>
             <w:rPr/>
           </w:pPr>
-          <w:hyperlink w:anchor="__RefHeading___Toc3289_2083114603">
+          <w:hyperlink w:anchor="__RefHeading___Toc3308_920327974">
             <w:r>
               <w:rPr>
                 <w:webHidden/>
@@ -265,7 +265,7 @@
             </w:tabs>
             <w:rPr/>
           </w:pPr>
-          <w:hyperlink w:anchor="__RefHeading___Toc3291_2083114603">
+          <w:hyperlink w:anchor="__RefHeading___Toc3310_920327974">
             <w:r>
               <w:rPr>
                 <w:webHidden/>
@@ -286,7 +286,7 @@
             </w:tabs>
             <w:rPr/>
           </w:pPr>
-          <w:hyperlink w:anchor="__RefHeading___Toc3293_2083114603">
+          <w:hyperlink w:anchor="__RefHeading___Toc3312_920327974">
             <w:r>
               <w:rPr>
                 <w:webHidden/>
@@ -307,7 +307,7 @@
             </w:tabs>
             <w:rPr/>
           </w:pPr>
-          <w:hyperlink w:anchor="__RefHeading___Toc3295_2083114603">
+          <w:hyperlink w:anchor="__RefHeading___Toc3314_920327974">
             <w:r>
               <w:rPr>
                 <w:webHidden/>
@@ -328,7 +328,7 @@
             </w:tabs>
             <w:rPr/>
           </w:pPr>
-          <w:hyperlink w:anchor="__RefHeading___Toc3297_2083114603">
+          <w:hyperlink w:anchor="__RefHeading___Toc3316_920327974">
             <w:r>
               <w:rPr>
                 <w:webHidden/>
@@ -349,7 +349,7 @@
             </w:tabs>
             <w:rPr/>
           </w:pPr>
-          <w:hyperlink w:anchor="__RefHeading___Toc3299_2083114603">
+          <w:hyperlink w:anchor="__RefHeading___Toc3318_920327974">
             <w:r>
               <w:rPr>
                 <w:webHidden/>
@@ -370,7 +370,7 @@
             </w:tabs>
             <w:rPr/>
           </w:pPr>
-          <w:hyperlink w:anchor="__RefHeading___Toc3301_2083114603">
+          <w:hyperlink w:anchor="__RefHeading___Toc3320_920327974">
             <w:r>
               <w:rPr>
                 <w:webHidden/>
@@ -391,7 +391,7 @@
             </w:tabs>
             <w:rPr/>
           </w:pPr>
-          <w:hyperlink w:anchor="__RefHeading___Toc3303_2083114603">
+          <w:hyperlink w:anchor="__RefHeading___Toc3322_920327974">
             <w:r>
               <w:rPr>
                 <w:webHidden/>
@@ -412,7 +412,7 @@
             </w:tabs>
             <w:rPr/>
           </w:pPr>
-          <w:hyperlink w:anchor="__RefHeading___Toc3305_2083114603">
+          <w:hyperlink w:anchor="__RefHeading___Toc3324_920327974">
             <w:r>
               <w:rPr>
                 <w:webHidden/>
@@ -433,7 +433,7 @@
             </w:tabs>
             <w:rPr/>
           </w:pPr>
-          <w:hyperlink w:anchor="__RefHeading___Toc3307_2083114603">
+          <w:hyperlink w:anchor="__RefHeading___Toc3326_920327974">
             <w:r>
               <w:rPr>
                 <w:webHidden/>
@@ -454,7 +454,7 @@
             </w:tabs>
             <w:rPr/>
           </w:pPr>
-          <w:hyperlink w:anchor="__RefHeading___Toc3309_2083114603">
+          <w:hyperlink w:anchor="__RefHeading___Toc3328_920327974">
             <w:r>
               <w:rPr>
                 <w:webHidden/>
@@ -475,7 +475,7 @@
             </w:tabs>
             <w:rPr/>
           </w:pPr>
-          <w:hyperlink w:anchor="__RefHeading___Toc3311_2083114603">
+          <w:hyperlink w:anchor="__RefHeading___Toc3330_920327974">
             <w:r>
               <w:rPr>
                 <w:webHidden/>
@@ -496,7 +496,7 @@
             </w:tabs>
             <w:rPr/>
           </w:pPr>
-          <w:hyperlink w:anchor="__RefHeading___Toc3313_2083114603">
+          <w:hyperlink w:anchor="__RefHeading___Toc3332_920327974">
             <w:r>
               <w:rPr>
                 <w:webHidden/>
@@ -517,7 +517,7 @@
             </w:tabs>
             <w:rPr/>
           </w:pPr>
-          <w:hyperlink w:anchor="__RefHeading___Toc3315_2083114603">
+          <w:hyperlink w:anchor="__RefHeading___Toc3334_920327974">
             <w:r>
               <w:rPr>
                 <w:webHidden/>
@@ -538,7 +538,7 @@
             </w:tabs>
             <w:rPr/>
           </w:pPr>
-          <w:hyperlink w:anchor="__RefHeading___Toc3317_2083114603">
+          <w:hyperlink w:anchor="__RefHeading___Toc3336_920327974">
             <w:r>
               <w:rPr>
                 <w:webHidden/>
@@ -559,7 +559,7 @@
             </w:tabs>
             <w:rPr/>
           </w:pPr>
-          <w:hyperlink w:anchor="__RefHeading___Toc3319_2083114603">
+          <w:hyperlink w:anchor="__RefHeading___Toc3338_920327974">
             <w:r>
               <w:rPr>
                 <w:webHidden/>
@@ -580,7 +580,7 @@
             </w:tabs>
             <w:rPr/>
           </w:pPr>
-          <w:hyperlink w:anchor="__RefHeading___Toc3321_2083114603">
+          <w:hyperlink w:anchor="__RefHeading___Toc3340_920327974">
             <w:r>
               <w:rPr>
                 <w:webHidden/>
@@ -601,7 +601,7 @@
             </w:tabs>
             <w:rPr/>
           </w:pPr>
-          <w:hyperlink w:anchor="__RefHeading___Toc3323_2083114603">
+          <w:hyperlink w:anchor="__RefHeading___Toc3342_920327974">
             <w:r>
               <w:rPr>
                 <w:webHidden/>
@@ -622,7 +622,7 @@
             </w:tabs>
             <w:rPr/>
           </w:pPr>
-          <w:hyperlink w:anchor="__RefHeading___Toc3325_2083114603">
+          <w:hyperlink w:anchor="__RefHeading___Toc3344_920327974">
             <w:r>
               <w:rPr>
                 <w:webHidden/>
@@ -643,7 +643,7 @@
             </w:tabs>
             <w:rPr/>
           </w:pPr>
-          <w:hyperlink w:anchor="__RefHeading___Toc3327_2083114603">
+          <w:hyperlink w:anchor="__RefHeading___Toc3346_920327974">
             <w:r>
               <w:rPr>
                 <w:webHidden/>
@@ -664,7 +664,7 @@
             </w:tabs>
             <w:rPr/>
           </w:pPr>
-          <w:hyperlink w:anchor="__RefHeading___Toc3329_2083114603">
+          <w:hyperlink w:anchor="__RefHeading___Toc3348_920327974">
             <w:r>
               <w:rPr>
                 <w:webHidden/>
@@ -685,7 +685,7 @@
             </w:tabs>
             <w:rPr/>
           </w:pPr>
-          <w:hyperlink w:anchor="__RefHeading___Toc3331_2083114603">
+          <w:hyperlink w:anchor="__RefHeading___Toc3350_920327974">
             <w:r>
               <w:rPr>
                 <w:webHidden/>
@@ -706,7 +706,7 @@
             </w:tabs>
             <w:rPr/>
           </w:pPr>
-          <w:hyperlink w:anchor="__RefHeading___Toc3333_2083114603">
+          <w:hyperlink w:anchor="__RefHeading___Toc3352_920327974">
             <w:r>
               <w:rPr>
                 <w:webHidden/>
@@ -727,7 +727,7 @@
             </w:tabs>
             <w:rPr/>
           </w:pPr>
-          <w:hyperlink w:anchor="__RefHeading___Toc3335_2083114603">
+          <w:hyperlink w:anchor="__RefHeading___Toc3354_920327974">
             <w:r>
               <w:rPr>
                 <w:webHidden/>
@@ -748,7 +748,7 @@
             </w:tabs>
             <w:rPr/>
           </w:pPr>
-          <w:hyperlink w:anchor="__RefHeading___Toc3337_2083114603">
+          <w:hyperlink w:anchor="__RefHeading___Toc3356_920327974">
             <w:r>
               <w:rPr>
                 <w:webHidden/>
@@ -769,7 +769,7 @@
             </w:tabs>
             <w:rPr/>
           </w:pPr>
-          <w:hyperlink w:anchor="__RefHeading___Toc3339_2083114603">
+          <w:hyperlink w:anchor="__RefHeading___Toc3358_920327974">
             <w:r>
               <w:rPr>
                 <w:webHidden/>
@@ -790,7 +790,7 @@
             </w:tabs>
             <w:rPr/>
           </w:pPr>
-          <w:hyperlink w:anchor="__RefHeading___Toc3341_2083114603">
+          <w:hyperlink w:anchor="__RefHeading___Toc3360_920327974">
             <w:r>
               <w:rPr>
                 <w:webHidden/>
@@ -811,7 +811,7 @@
             </w:tabs>
             <w:rPr/>
           </w:pPr>
-          <w:hyperlink w:anchor="__RefHeading___Toc3343_2083114603">
+          <w:hyperlink w:anchor="__RefHeading___Toc3362_920327974">
             <w:r>
               <w:rPr>
                 <w:webHidden/>
@@ -832,7 +832,7 @@
             </w:tabs>
             <w:rPr/>
           </w:pPr>
-          <w:hyperlink w:anchor="__RefHeading___Toc3345_2083114603">
+          <w:hyperlink w:anchor="__RefHeading___Toc3364_920327974">
             <w:r>
               <w:rPr>
                 <w:webHidden/>
@@ -853,7 +853,7 @@
             </w:tabs>
             <w:rPr/>
           </w:pPr>
-          <w:hyperlink w:anchor="__RefHeading___Toc3347_2083114603">
+          <w:hyperlink w:anchor="__RefHeading___Toc3366_920327974">
             <w:r>
               <w:rPr>
                 <w:webHidden/>
@@ -874,7 +874,7 @@
             </w:tabs>
             <w:rPr/>
           </w:pPr>
-          <w:hyperlink w:anchor="__RefHeading___Toc3349_2083114603">
+          <w:hyperlink w:anchor="__RefHeading___Toc3368_920327974">
             <w:r>
               <w:rPr>
                 <w:webHidden/>
@@ -895,7 +895,7 @@
             </w:tabs>
             <w:rPr/>
           </w:pPr>
-          <w:hyperlink w:anchor="__RefHeading___Toc3351_2083114603">
+          <w:hyperlink w:anchor="__RefHeading___Toc3370_920327974">
             <w:r>
               <w:rPr>
                 <w:webHidden/>
@@ -916,7 +916,7 @@
             </w:tabs>
             <w:rPr/>
           </w:pPr>
-          <w:hyperlink w:anchor="__RefHeading___Toc3353_2083114603">
+          <w:hyperlink w:anchor="__RefHeading___Toc3372_920327974">
             <w:r>
               <w:rPr>
                 <w:webHidden/>
@@ -937,7 +937,7 @@
             </w:tabs>
             <w:rPr/>
           </w:pPr>
-          <w:hyperlink w:anchor="__RefHeading___Toc3355_2083114603">
+          <w:hyperlink w:anchor="__RefHeading___Toc3374_920327974">
             <w:r>
               <w:rPr>
                 <w:webHidden/>
@@ -958,7 +958,7 @@
             </w:tabs>
             <w:rPr/>
           </w:pPr>
-          <w:hyperlink w:anchor="__RefHeading___Toc3357_2083114603">
+          <w:hyperlink w:anchor="__RefHeading___Toc3376_920327974">
             <w:r>
               <w:rPr>
                 <w:webHidden/>
@@ -979,7 +979,7 @@
             </w:tabs>
             <w:rPr/>
           </w:pPr>
-          <w:hyperlink w:anchor="__RefHeading___Toc3359_2083114603">
+          <w:hyperlink w:anchor="__RefHeading___Toc3378_920327974">
             <w:r>
               <w:rPr>
                 <w:webHidden/>
@@ -1843,7 +1843,7 @@
           <w:rPr>
             <w:rStyle w:val="ListLabel1"/>
           </w:rPr>
-          <w:t>22</w:t>
+          <w:t>23</w:t>
         </w:r>
         <w:r>
           <w:rPr>
@@ -2198,7 +2198,7 @@
         <w:spacing w:before="360" w:after="120"/>
         <w:rPr/>
       </w:pPr>
-      <w:bookmarkStart w:id="0" w:name="__RefHeading___Toc3281_2083114603"/>
+      <w:bookmarkStart w:id="0" w:name="__RefHeading___Toc3300_920327974"/>
       <w:bookmarkStart w:id="1" w:name="document-information"/>
       <w:bookmarkEnd w:id="0"/>
       <w:r>
@@ -2828,7 +2828,7 @@
         <w:spacing w:before="280" w:after="80"/>
         <w:rPr/>
       </w:pPr>
-      <w:bookmarkStart w:id="3" w:name="__RefHeading___Toc3283_2083114603"/>
+      <w:bookmarkStart w:id="3" w:name="__RefHeading___Toc3302_920327974"/>
       <w:bookmarkEnd w:id="3"/>
       <w:r>
         <w:rPr>
@@ -3484,7 +3484,7 @@
         <w:spacing w:before="280" w:after="80"/>
         <w:rPr/>
       </w:pPr>
-      <w:bookmarkStart w:id="5" w:name="__RefHeading___Toc3285_2083114603"/>
+      <w:bookmarkStart w:id="5" w:name="__RefHeading___Toc3304_920327974"/>
       <w:bookmarkEnd w:id="5"/>
       <w:r>
         <w:rPr>
@@ -3640,7 +3640,7 @@
         <w:spacing w:before="280" w:after="80"/>
         <w:rPr/>
       </w:pPr>
-      <w:bookmarkStart w:id="6" w:name="__RefHeading___Toc3287_2083114603"/>
+      <w:bookmarkStart w:id="6" w:name="__RefHeading___Toc3306_920327974"/>
       <w:bookmarkEnd w:id="6"/>
       <w:r>
         <w:rPr>
@@ -3954,7 +3954,7 @@
         <w:spacing w:before="280" w:after="80"/>
         <w:rPr/>
       </w:pPr>
-      <w:bookmarkStart w:id="9" w:name="__RefHeading___Toc3289_2083114603"/>
+      <w:bookmarkStart w:id="9" w:name="__RefHeading___Toc3308_920327974"/>
       <w:bookmarkEnd w:id="9"/>
       <w:r>
         <w:rPr>
@@ -4146,7 +4146,7 @@
         <w:spacing w:before="360" w:after="120"/>
         <w:rPr/>
       </w:pPr>
-      <w:bookmarkStart w:id="11" w:name="__RefHeading___Toc3291_2083114603"/>
+      <w:bookmarkStart w:id="11" w:name="__RefHeading___Toc3310_920327974"/>
       <w:bookmarkStart w:id="12" w:name="the-system"/>
       <w:bookmarkEnd w:id="11"/>
       <w:r>
@@ -4177,7 +4177,7 @@
         <w:spacing w:before="280" w:after="80"/>
         <w:rPr/>
       </w:pPr>
-      <w:bookmarkStart w:id="13" w:name="__RefHeading___Toc3293_2083114603"/>
+      <w:bookmarkStart w:id="13" w:name="__RefHeading___Toc3312_920327974"/>
       <w:bookmarkStart w:id="14" w:name="what-is-on-the-bench"/>
       <w:bookmarkEnd w:id="13"/>
       <w:r>
@@ -4243,7 +4243,7 @@
         <w:spacing w:before="200" w:after="80"/>
         <w:rPr/>
       </w:pPr>
-      <w:bookmarkStart w:id="15" w:name="__RefHeading___Toc3295_2083114603"/>
+      <w:bookmarkStart w:id="15" w:name="__RefHeading___Toc3314_920327974"/>
       <w:bookmarkStart w:id="16" w:name="figure-1.1-the-bench"/>
       <w:bookmarkStart w:id="17" w:name="_Fig_1_The_bench"/>
       <w:bookmarkEnd w:id="15"/>
@@ -4362,7 +4362,7 @@
         <w:spacing w:before="280" w:after="80"/>
         <w:rPr/>
       </w:pPr>
-      <w:bookmarkStart w:id="18" w:name="__RefHeading___Toc3297_2083114603"/>
+      <w:bookmarkStart w:id="18" w:name="__RefHeading___Toc3316_920327974"/>
       <w:bookmarkStart w:id="19" w:name="the-board-and-the-part"/>
       <w:bookmarkEnd w:id="18"/>
       <w:r>
@@ -5066,7 +5066,7 @@
         <w:spacing w:before="280" w:after="80"/>
         <w:rPr/>
       </w:pPr>
-      <w:bookmarkStart w:id="21" w:name="__RefHeading___Toc3299_2083114603"/>
+      <w:bookmarkStart w:id="21" w:name="__RefHeading___Toc3318_920327974"/>
       <w:bookmarkStart w:id="22" w:name="the-single-usb-connector"/>
       <w:bookmarkEnd w:id="21"/>
       <w:r>
@@ -5195,7 +5195,7 @@
         <w:spacing w:before="280" w:after="80"/>
         <w:rPr/>
       </w:pPr>
-      <w:bookmarkStart w:id="24" w:name="__RefHeading___Toc3301_2083114603"/>
+      <w:bookmarkStart w:id="24" w:name="__RefHeading___Toc3320_920327974"/>
       <w:bookmarkStart w:id="25" w:name="X4de8d33c9e79180850f4fe5ccac10b6499f0153"/>
       <w:bookmarkEnd w:id="24"/>
       <w:r>
@@ -5362,7 +5362,7 @@
         <w:spacing w:before="280" w:after="80"/>
         <w:rPr/>
       </w:pPr>
-      <w:bookmarkStart w:id="26" w:name="__RefHeading___Toc3303_2083114603"/>
+      <w:bookmarkStart w:id="26" w:name="__RefHeading___Toc3322_920327974"/>
       <w:bookmarkStart w:id="27" w:name="X66053a0475bc99a44e13efd367962547d0af910"/>
       <w:bookmarkEnd w:id="26"/>
       <w:r>
@@ -5543,7 +5543,7 @@
         <w:spacing w:before="360" w:after="120"/>
         <w:rPr/>
       </w:pPr>
-      <w:bookmarkStart w:id="30" w:name="__RefHeading___Toc3305_2083114603"/>
+      <w:bookmarkStart w:id="30" w:name="__RefHeading___Toc3324_920327974"/>
       <w:bookmarkStart w:id="31" w:name="the-harness"/>
       <w:bookmarkEnd w:id="30"/>
       <w:r>
@@ -5574,7 +5574,7 @@
         <w:spacing w:before="280" w:after="80"/>
         <w:rPr/>
       </w:pPr>
-      <w:bookmarkStart w:id="32" w:name="__RefHeading___Toc3307_2083114603"/>
+      <w:bookmarkStart w:id="32" w:name="__RefHeading___Toc3326_920327974"/>
       <w:bookmarkStart w:id="33" w:name="the-shape-of-it"/>
       <w:bookmarkEnd w:id="32"/>
       <w:r>
@@ -5614,7 +5614,7 @@
         <w:spacing w:before="200" w:after="80"/>
         <w:rPr/>
       </w:pPr>
-      <w:bookmarkStart w:id="34" w:name="__RefHeading___Toc3309_2083114603"/>
+      <w:bookmarkStart w:id="34" w:name="__RefHeading___Toc3328_920327974"/>
       <w:bookmarkStart w:id="35" w:name="figure-2.1-the-harness-block-map"/>
       <w:bookmarkStart w:id="36" w:name="_Fig_2_The_harness_block_ma"/>
       <w:bookmarkEnd w:id="34"/>
@@ -5733,7 +5733,7 @@
         <w:spacing w:before="280" w:after="80"/>
         <w:rPr/>
       </w:pPr>
-      <w:bookmarkStart w:id="37" w:name="__RefHeading___Toc3311_2083114603"/>
+      <w:bookmarkStart w:id="37" w:name="__RefHeading___Toc3330_920327974"/>
       <w:bookmarkStart w:id="38" w:name="the-host-front-end"/>
       <w:bookmarkEnd w:id="37"/>
       <w:r>
@@ -6812,7 +6812,7 @@
         <w:spacing w:before="280" w:after="80"/>
         <w:rPr/>
       </w:pPr>
-      <w:bookmarkStart w:id="40" w:name="__RefHeading___Toc3313_2083114603"/>
+      <w:bookmarkStart w:id="40" w:name="__RefHeading___Toc3332_920327974"/>
       <w:bookmarkStart w:id="41" w:name="Xbfba6edd669a733018e1e0f0f870ae4f9cf6be3"/>
       <w:bookmarkEnd w:id="40"/>
       <w:r>
@@ -8753,7 +8753,7 @@
         <w:spacing w:before="280" w:after="80"/>
         <w:rPr/>
       </w:pPr>
-      <w:bookmarkStart w:id="43" w:name="__RefHeading___Toc3315_2083114603"/>
+      <w:bookmarkStart w:id="43" w:name="__RefHeading___Toc3334_920327974"/>
       <w:bookmarkStart w:id="44" w:name="X2f348cdae3cb7c6781b680e09a3383c453e85ad"/>
       <w:bookmarkEnd w:id="43"/>
       <w:r>
@@ -9600,7 +9600,7 @@
         <w:spacing w:before="280" w:after="80"/>
         <w:rPr/>
       </w:pPr>
-      <w:bookmarkStart w:id="46" w:name="__RefHeading___Toc3317_2083114603"/>
+      <w:bookmarkStart w:id="46" w:name="__RefHeading___Toc3336_920327974"/>
       <w:bookmarkStart w:id="47" w:name="the-dfi-tail"/>
       <w:bookmarkEnd w:id="46"/>
       <w:r>
@@ -9812,7 +9812,7 @@
         <w:spacing w:before="280" w:after="80"/>
         <w:rPr/>
       </w:pPr>
-      <w:bookmarkStart w:id="48" w:name="__RefHeading___Toc3319_2083114603"/>
+      <w:bookmarkStart w:id="48" w:name="__RefHeading___Toc3338_920327974"/>
       <w:bookmarkStart w:id="49" w:name="observability-and-one-honest-compromise"/>
       <w:bookmarkEnd w:id="48"/>
       <w:r>
@@ -9994,7 +9994,7 @@
         <w:spacing w:before="280" w:after="80"/>
         <w:rPr/>
       </w:pPr>
-      <w:bookmarkStart w:id="50" w:name="__RefHeading___Toc3321_2083114603"/>
+      <w:bookmarkStart w:id="50" w:name="__RefHeading___Toc3340_920327974"/>
       <w:bookmarkStart w:id="51" w:name="X5c1997e1f147bdbffb1893dedfff2b2c91c2962"/>
       <w:bookmarkEnd w:id="50"/>
       <w:r>
@@ -10241,7 +10241,7 @@
         <w:spacing w:before="360" w:after="120"/>
         <w:rPr/>
       </w:pPr>
-      <w:bookmarkStart w:id="54" w:name="__RefHeading___Toc3323_2083114603"/>
+      <w:bookmarkStart w:id="54" w:name="__RefHeading___Toc3342_920327974"/>
       <w:bookmarkStart w:id="55" w:name="one-harness-five-targets"/>
       <w:bookmarkEnd w:id="54"/>
       <w:r>
@@ -10272,7 +10272,7 @@
         <w:spacing w:before="280" w:after="80"/>
         <w:rPr/>
       </w:pPr>
-      <w:bookmarkStart w:id="56" w:name="__RefHeading___Toc3325_2083114603"/>
+      <w:bookmarkStart w:id="56" w:name="__RefHeading___Toc3344_920327974"/>
       <w:bookmarkStart w:id="57" w:name="the-short-answer"/>
       <w:bookmarkEnd w:id="56"/>
       <w:r>
@@ -10358,7 +10358,7 @@
         <w:spacing w:before="200" w:after="80"/>
         <w:rPr/>
       </w:pPr>
-      <w:bookmarkStart w:id="58" w:name="__RefHeading___Toc3327_2083114603"/>
+      <w:bookmarkStart w:id="58" w:name="__RefHeading___Toc3346_920327974"/>
       <w:bookmarkStart w:id="59" w:name="Xa501462bbadb0244342c2629e1a1a706d9d1337"/>
       <w:bookmarkStart w:id="60" w:name="_Fig_3_One_harness_source__"/>
       <w:bookmarkEnd w:id="58"/>
@@ -10391,7 +10391,7 @@
         <w:rPr/>
         <w:drawing>
           <wp:inline distT="0" distB="0" distL="0" distR="0">
-            <wp:extent cx="5334000" cy="2201545"/>
+            <wp:extent cx="5334000" cy="2204085"/>
             <wp:effectExtent l="0" t="0" r="0" b="0"/>
             <wp:docPr id="14" name="Image3" descr="One harness source, five targets. The harness RTL is the constant."/>
             <wp:cNvGraphicFramePr>
@@ -10415,7 +10415,7 @@
                   <pic:spPr bwMode="auto">
                     <a:xfrm>
                       <a:off x="0" y="0"/>
-                      <a:ext cx="5334000" cy="2201545"/>
+                      <a:ext cx="5334000" cy="2204085"/>
                     </a:xfrm>
                     <a:prstGeom prst="rect">
                       <a:avLst/>
@@ -10477,7 +10477,7 @@
         <w:spacing w:before="280" w:after="80"/>
         <w:rPr/>
       </w:pPr>
-      <w:bookmarkStart w:id="61" w:name="__RefHeading___Toc3329_2083114603"/>
+      <w:bookmarkStart w:id="61" w:name="__RefHeading___Toc3348_920327974"/>
       <w:bookmarkStart w:id="62" w:name="the-five-targets"/>
       <w:bookmarkEnd w:id="61"/>
       <w:r>
@@ -11375,46 +11375,67 @@
         <w:rPr>
           <w:sz w:val="20"/>
         </w:rPr>
-        <w:t xml:space="preserve"> looks like a sixth and is not. It has zero tracked files – only stray </w:t>
+        <w:t xml:space="preserve"> is not a sixth target. It is the retired “ours over UART” flow: its RTL moved to </w:t>
       </w:r>
       <w:r>
         <w:rPr>
           <w:rStyle w:val="VerbatimChar"/>
           <w:sz w:val="20"/>
         </w:rPr>
-        <w:t>__pycache__</w:t>
-      </w:r>
-      <w:r>
-        <w:rPr>
-          <w:sz w:val="20"/>
-        </w:rPr>
-        <w:t xml:space="preserve"> directories – and its sibling </w:t>
+        <w:t>build-perf</w:t>
+      </w:r>
+      <w:r>
+        <w:rPr>
+          <w:sz w:val="20"/>
+        </w:rPr>
+        <w:t xml:space="preserve"> and nothing in it is tracked.</w:t>
+      </w:r>
+    </w:p>
+    <w:p>
+      <w:pPr>
+        <w:pStyle w:val="BodyText"/>
+        <w:rPr/>
+      </w:pPr>
+      <w:r>
+        <w:rPr>
+          <w:b/>
+          <w:bCs/>
+          <w:sz w:val="20"/>
+        </w:rPr>
+        <w:t>Important:</w:t>
+      </w:r>
+      <w:r>
+        <w:rPr>
+          <w:sz w:val="20"/>
+        </w:rPr>
+        <w:t xml:space="preserve"> “nothing tracked” does not mean “nothing there”. It holds two bitstreams and 42 CSVs – ILA captures and timing scans from the July 2026 board bring-up – totalling 203 MB, and </w:t>
+      </w:r>
+      <w:r>
+        <w:rPr>
+          <w:b/>
+          <w:bCs/>
+          <w:sz w:val="20"/>
+        </w:rPr>
+        <w:t>41 of those CSVs exist nowhere else in the tree</w:t>
+      </w:r>
+      <w:r>
+        <w:rPr>
+          <w:sz w:val="20"/>
+        </w:rPr>
+        <w:t xml:space="preserve">. That is unbacked-up measurement data sitting in an untracked directory, which is a real risk and not a cleanup opportunity. Decide deliberately whether it is committed, archived or discarded; do not let a </w:t>
       </w:r>
       <w:r>
         <w:rPr>
           <w:rStyle w:val="VerbatimChar"/>
           <w:sz w:val="20"/>
         </w:rPr>
-        <w:t>ddr2-characterization/README.md</w:t>
-      </w:r>
-      <w:r>
-        <w:rPr>
-          <w:sz w:val="20"/>
-        </w:rPr>
-        <w:t xml:space="preserve"> still opens with “Status: Skeleton – directories scaffolded, harness RTL not yet written”. That statement is stale by the entire contents of </w:t>
-      </w:r>
-      <w:r>
-        <w:rPr>
-          <w:rStyle w:val="VerbatimChar"/>
-          <w:sz w:val="20"/>
-        </w:rPr>
-        <w:t>build-perf</w:t>
-      </w:r>
-      <w:r>
-        <w:rPr>
-          <w:sz w:val="20"/>
-        </w:rPr>
-        <w:t>, which has 114 tracked files and three bitstreams. Treat that README as a historical document and this book as the current one.</w:t>
+        <w:t>clean-all</w:t>
+      </w:r>
+      <w:r>
+        <w:rPr>
+          <w:sz w:val="20"/>
+        </w:rPr>
+        <w:t xml:space="preserve"> decide for you.</w:t>
       </w:r>
       <w:bookmarkEnd w:id="62"/>
     </w:p>
@@ -11427,7 +11448,7 @@
         <w:spacing w:before="280" w:after="80"/>
         <w:rPr/>
       </w:pPr>
-      <w:bookmarkStart w:id="64" w:name="__RefHeading___Toc3331_2083114603"/>
+      <w:bookmarkStart w:id="64" w:name="__RefHeading___Toc3350_920327974"/>
       <w:bookmarkStart w:id="65" w:name="X0e4a50a07f5c663f87181f079e32e6f22d52144"/>
       <w:bookmarkEnd w:id="64"/>
       <w:r>
@@ -11637,7 +11658,7 @@
         <w:spacing w:before="280" w:after="80"/>
         <w:rPr/>
       </w:pPr>
-      <w:bookmarkStart w:id="66" w:name="__RefHeading___Toc3333_2083114603"/>
+      <w:bookmarkStart w:id="66" w:name="__RefHeading___Toc3352_920327974"/>
       <w:bookmarkStart w:id="67" w:name="X74c64a4fe1f8b34d28ccd538c21bf5df738d457"/>
       <w:bookmarkEnd w:id="66"/>
       <w:r>
@@ -11986,7 +12007,7 @@
         <w:spacing w:before="280" w:after="80"/>
         <w:rPr/>
       </w:pPr>
-      <w:bookmarkStart w:id="68" w:name="__RefHeading___Toc3335_2083114603"/>
+      <w:bookmarkStart w:id="68" w:name="__RefHeading___Toc3354_920327974"/>
       <w:bookmarkStart w:id="69" w:name="the-simulation-twin"/>
       <w:bookmarkEnd w:id="68"/>
       <w:r>
@@ -12102,7 +12123,7 @@
         <w:spacing w:before="280" w:after="80"/>
         <w:rPr/>
       </w:pPr>
-      <w:bookmarkStart w:id="70" w:name="__RefHeading___Toc3337_2083114603"/>
+      <w:bookmarkStart w:id="70" w:name="__RefHeading___Toc3356_920327974"/>
       <w:bookmarkStart w:id="71" w:name="X0b145c7a26c0f39d415f241d02ad825503a0a12"/>
       <w:bookmarkEnd w:id="70"/>
       <w:r>
@@ -12166,7 +12187,7 @@
         <w:spacing w:before="280" w:after="80"/>
         <w:rPr/>
       </w:pPr>
-      <w:bookmarkStart w:id="72" w:name="__RefHeading___Toc3339_2083114603"/>
+      <w:bookmarkStart w:id="72" w:name="__RefHeading___Toc3358_920327974"/>
       <w:bookmarkStart w:id="73" w:name="X45fcae6a0c7e99e2a7b3304f65c736455825309"/>
       <w:bookmarkEnd w:id="72"/>
       <w:r>
@@ -12870,7 +12891,7 @@
         <w:spacing w:before="360" w:after="120"/>
         <w:rPr/>
       </w:pPr>
-      <w:bookmarkStart w:id="77" w:name="__RefHeading___Toc3341_2083114603"/>
+      <w:bookmarkStart w:id="77" w:name="__RefHeading___Toc3360_920327974"/>
       <w:bookmarkStart w:id="78" w:name="host-tools-and-flow"/>
       <w:bookmarkEnd w:id="77"/>
       <w:r>
@@ -12901,7 +12922,7 @@
         <w:spacing w:before="280" w:after="80"/>
         <w:rPr/>
       </w:pPr>
-      <w:bookmarkStart w:id="79" w:name="__RefHeading___Toc3343_2083114603"/>
+      <w:bookmarkStart w:id="79" w:name="__RefHeading___Toc3362_920327974"/>
       <w:bookmarkStart w:id="80" w:name="the-shared-transport"/>
       <w:bookmarkEnd w:id="79"/>
       <w:r>
@@ -13503,7 +13524,7 @@
         <w:spacing w:before="280" w:after="80"/>
         <w:rPr/>
       </w:pPr>
-      <w:bookmarkStart w:id="82" w:name="__RefHeading___Toc3345_2083114603"/>
+      <w:bookmarkStart w:id="82" w:name="__RefHeading___Toc3364_920327974"/>
       <w:bookmarkStart w:id="83" w:name="from-a-command-to-a-number"/>
       <w:bookmarkEnd w:id="82"/>
       <w:r>
@@ -13531,7 +13552,7 @@
         <w:spacing w:before="200" w:after="80"/>
         <w:rPr/>
       </w:pPr>
-      <w:bookmarkStart w:id="84" w:name="__RefHeading___Toc3347_2083114603"/>
+      <w:bookmarkStart w:id="84" w:name="__RefHeading___Toc3366_920327974"/>
       <w:bookmarkStart w:id="85" w:name="X71475cd112b82a14285547438a9004a5b92106f"/>
       <w:bookmarkStart w:id="86" w:name="_Fig_4_From_host_command_to"/>
       <w:bookmarkEnd w:id="84"/>
@@ -13664,7 +13685,7 @@
         <w:spacing w:before="280" w:after="80"/>
         <w:rPr/>
       </w:pPr>
-      <w:bookmarkStart w:id="89" w:name="__RefHeading___Toc3349_2083114603"/>
+      <w:bookmarkStart w:id="89" w:name="__RefHeading___Toc3368_920327974"/>
       <w:bookmarkStart w:id="90" w:name="step-1-bring-up-once-per-bitstream"/>
       <w:bookmarkEnd w:id="89"/>
       <w:r>
@@ -14219,7 +14240,7 @@
         <w:spacing w:before="280" w:after="80"/>
         <w:rPr/>
       </w:pPr>
-      <w:bookmarkStart w:id="92" w:name="__RefHeading___Toc3351_2083114603"/>
+      <w:bookmarkStart w:id="92" w:name="__RefHeading___Toc3370_920327974"/>
       <w:bookmarkStart w:id="93" w:name="Xb9d29f6da6727400ba76c2fbe39518f11ffd3d8"/>
       <w:bookmarkEnd w:id="92"/>
       <w:r>
@@ -14357,7 +14378,7 @@
         <w:spacing w:before="280" w:after="80"/>
         <w:rPr/>
       </w:pPr>
-      <w:bookmarkStart w:id="94" w:name="__RefHeading___Toc3353_2083114603"/>
+      <w:bookmarkStart w:id="94" w:name="__RefHeading___Toc3372_920327974"/>
       <w:bookmarkStart w:id="95" w:name="Xa13900eeadb24c1a45dcf911dfa48955fe21a24"/>
       <w:bookmarkEnd w:id="94"/>
       <w:r>
@@ -14488,7 +14509,7 @@
         <w:spacing w:before="280" w:after="80"/>
         <w:rPr/>
       </w:pPr>
-      <w:bookmarkStart w:id="96" w:name="__RefHeading___Toc3355_2083114603"/>
+      <w:bookmarkStart w:id="96" w:name="__RefHeading___Toc3374_920327974"/>
       <w:bookmarkStart w:id="97" w:name="Xf975b625000259b5321307699f03e7734967f9d"/>
       <w:bookmarkEnd w:id="96"/>
       <w:r>
@@ -14578,7 +14599,7 @@
         <w:spacing w:before="280" w:after="80"/>
         <w:rPr/>
       </w:pPr>
-      <w:bookmarkStart w:id="98" w:name="__RefHeading___Toc3357_2083114603"/>
+      <w:bookmarkStart w:id="98" w:name="__RefHeading___Toc3376_920327974"/>
       <w:bookmarkStart w:id="99" w:name="one-program-two-targets"/>
       <w:bookmarkEnd w:id="98"/>
       <w:r>
@@ -14689,7 +14710,7 @@
         <w:spacing w:before="280" w:after="80"/>
         <w:rPr/>
       </w:pPr>
-      <w:bookmarkStart w:id="100" w:name="__RefHeading___Toc3359_2083114603"/>
+      <w:bookmarkStart w:id="100" w:name="__RefHeading___Toc3378_920327974"/>
       <w:bookmarkStart w:id="101" w:name="the-bench-programs-worth-knowing"/>
       <w:bookmarkEnd w:id="100"/>
       <w:r>

--- a/projects/fpga-systems/NexysA7/pumice/docs/Pumice_FPGA_System_v1.0.docx
+++ b/projects/fpga-systems/NexysA7/pumice/docs/Pumice_FPGA_System_v1.0.docx
@@ -160,7 +160,7 @@
             </w:rPr>
             <w:fldChar w:fldCharType="separate"/>
           </w:r>
-          <w:hyperlink w:anchor="__RefHeading___Toc3300_920327974">
+          <w:hyperlink w:anchor="__RefHeading___Toc3319_2919071432">
             <w:r>
               <w:rPr>
                 <w:webHidden/>
@@ -181,7 +181,7 @@
             </w:tabs>
             <w:rPr/>
           </w:pPr>
-          <w:hyperlink w:anchor="__RefHeading___Toc3302_920327974">
+          <w:hyperlink w:anchor="__RefHeading___Toc3321_2919071432">
             <w:r>
               <w:rPr>
                 <w:webHidden/>
@@ -202,7 +202,7 @@
             </w:tabs>
             <w:rPr/>
           </w:pPr>
-          <w:hyperlink w:anchor="__RefHeading___Toc3304_920327974">
+          <w:hyperlink w:anchor="__RefHeading___Toc3323_2919071432">
             <w:r>
               <w:rPr>
                 <w:webHidden/>
@@ -223,7 +223,7 @@
             </w:tabs>
             <w:rPr/>
           </w:pPr>
-          <w:hyperlink w:anchor="__RefHeading___Toc3306_920327974">
+          <w:hyperlink w:anchor="__RefHeading___Toc3325_2919071432">
             <w:r>
               <w:rPr>
                 <w:webHidden/>
@@ -244,7 +244,7 @@
             </w:tabs>
             <w:rPr/>
           </w:pPr>
-          <w:hyperlink w:anchor="__RefHeading___Toc3308_920327974">
+          <w:hyperlink w:anchor="__RefHeading___Toc3327_2919071432">
             <w:r>
               <w:rPr>
                 <w:webHidden/>
@@ -265,7 +265,7 @@
             </w:tabs>
             <w:rPr/>
           </w:pPr>
-          <w:hyperlink w:anchor="__RefHeading___Toc3310_920327974">
+          <w:hyperlink w:anchor="__RefHeading___Toc3329_2919071432">
             <w:r>
               <w:rPr>
                 <w:webHidden/>
@@ -286,7 +286,7 @@
             </w:tabs>
             <w:rPr/>
           </w:pPr>
-          <w:hyperlink w:anchor="__RefHeading___Toc3312_920327974">
+          <w:hyperlink w:anchor="__RefHeading___Toc3331_2919071432">
             <w:r>
               <w:rPr>
                 <w:webHidden/>
@@ -307,7 +307,7 @@
             </w:tabs>
             <w:rPr/>
           </w:pPr>
-          <w:hyperlink w:anchor="__RefHeading___Toc3314_920327974">
+          <w:hyperlink w:anchor="__RefHeading___Toc3333_2919071432">
             <w:r>
               <w:rPr>
                 <w:webHidden/>
@@ -328,7 +328,7 @@
             </w:tabs>
             <w:rPr/>
           </w:pPr>
-          <w:hyperlink w:anchor="__RefHeading___Toc3316_920327974">
+          <w:hyperlink w:anchor="__RefHeading___Toc3335_2919071432">
             <w:r>
               <w:rPr>
                 <w:webHidden/>
@@ -349,7 +349,7 @@
             </w:tabs>
             <w:rPr/>
           </w:pPr>
-          <w:hyperlink w:anchor="__RefHeading___Toc3318_920327974">
+          <w:hyperlink w:anchor="__RefHeading___Toc3337_2919071432">
             <w:r>
               <w:rPr>
                 <w:webHidden/>
@@ -370,7 +370,7 @@
             </w:tabs>
             <w:rPr/>
           </w:pPr>
-          <w:hyperlink w:anchor="__RefHeading___Toc3320_920327974">
+          <w:hyperlink w:anchor="__RefHeading___Toc3339_2919071432">
             <w:r>
               <w:rPr>
                 <w:webHidden/>
@@ -391,7 +391,7 @@
             </w:tabs>
             <w:rPr/>
           </w:pPr>
-          <w:hyperlink w:anchor="__RefHeading___Toc3322_920327974">
+          <w:hyperlink w:anchor="__RefHeading___Toc3341_2919071432">
             <w:r>
               <w:rPr>
                 <w:webHidden/>
@@ -412,7 +412,7 @@
             </w:tabs>
             <w:rPr/>
           </w:pPr>
-          <w:hyperlink w:anchor="__RefHeading___Toc3324_920327974">
+          <w:hyperlink w:anchor="__RefHeading___Toc3343_2919071432">
             <w:r>
               <w:rPr>
                 <w:webHidden/>
@@ -433,7 +433,7 @@
             </w:tabs>
             <w:rPr/>
           </w:pPr>
-          <w:hyperlink w:anchor="__RefHeading___Toc3326_920327974">
+          <w:hyperlink w:anchor="__RefHeading___Toc3345_2919071432">
             <w:r>
               <w:rPr>
                 <w:webHidden/>
@@ -454,7 +454,7 @@
             </w:tabs>
             <w:rPr/>
           </w:pPr>
-          <w:hyperlink w:anchor="__RefHeading___Toc3328_920327974">
+          <w:hyperlink w:anchor="__RefHeading___Toc3347_2919071432">
             <w:r>
               <w:rPr>
                 <w:webHidden/>
@@ -475,7 +475,7 @@
             </w:tabs>
             <w:rPr/>
           </w:pPr>
-          <w:hyperlink w:anchor="__RefHeading___Toc3330_920327974">
+          <w:hyperlink w:anchor="__RefHeading___Toc3349_2919071432">
             <w:r>
               <w:rPr>
                 <w:webHidden/>
@@ -496,7 +496,7 @@
             </w:tabs>
             <w:rPr/>
           </w:pPr>
-          <w:hyperlink w:anchor="__RefHeading___Toc3332_920327974">
+          <w:hyperlink w:anchor="__RefHeading___Toc3351_2919071432">
             <w:r>
               <w:rPr>
                 <w:webHidden/>
@@ -517,7 +517,7 @@
             </w:tabs>
             <w:rPr/>
           </w:pPr>
-          <w:hyperlink w:anchor="__RefHeading___Toc3334_920327974">
+          <w:hyperlink w:anchor="__RefHeading___Toc3353_2919071432">
             <w:r>
               <w:rPr>
                 <w:webHidden/>
@@ -538,7 +538,7 @@
             </w:tabs>
             <w:rPr/>
           </w:pPr>
-          <w:hyperlink w:anchor="__RefHeading___Toc3336_920327974">
+          <w:hyperlink w:anchor="__RefHeading___Toc3355_2919071432">
             <w:r>
               <w:rPr>
                 <w:webHidden/>
@@ -559,7 +559,7 @@
             </w:tabs>
             <w:rPr/>
           </w:pPr>
-          <w:hyperlink w:anchor="__RefHeading___Toc3338_920327974">
+          <w:hyperlink w:anchor="__RefHeading___Toc3357_2919071432">
             <w:r>
               <w:rPr>
                 <w:webHidden/>
@@ -580,7 +580,7 @@
             </w:tabs>
             <w:rPr/>
           </w:pPr>
-          <w:hyperlink w:anchor="__RefHeading___Toc3340_920327974">
+          <w:hyperlink w:anchor="__RefHeading___Toc3359_2919071432">
             <w:r>
               <w:rPr>
                 <w:webHidden/>
@@ -601,7 +601,7 @@
             </w:tabs>
             <w:rPr/>
           </w:pPr>
-          <w:hyperlink w:anchor="__RefHeading___Toc3342_920327974">
+          <w:hyperlink w:anchor="__RefHeading___Toc3361_2919071432">
             <w:r>
               <w:rPr>
                 <w:webHidden/>
@@ -622,7 +622,7 @@
             </w:tabs>
             <w:rPr/>
           </w:pPr>
-          <w:hyperlink w:anchor="__RefHeading___Toc3344_920327974">
+          <w:hyperlink w:anchor="__RefHeading___Toc3363_2919071432">
             <w:r>
               <w:rPr>
                 <w:webHidden/>
@@ -643,7 +643,7 @@
             </w:tabs>
             <w:rPr/>
           </w:pPr>
-          <w:hyperlink w:anchor="__RefHeading___Toc3346_920327974">
+          <w:hyperlink w:anchor="__RefHeading___Toc3365_2919071432">
             <w:r>
               <w:rPr>
                 <w:webHidden/>
@@ -664,7 +664,7 @@
             </w:tabs>
             <w:rPr/>
           </w:pPr>
-          <w:hyperlink w:anchor="__RefHeading___Toc3348_920327974">
+          <w:hyperlink w:anchor="__RefHeading___Toc3367_2919071432">
             <w:r>
               <w:rPr>
                 <w:webHidden/>
@@ -685,7 +685,7 @@
             </w:tabs>
             <w:rPr/>
           </w:pPr>
-          <w:hyperlink w:anchor="__RefHeading___Toc3350_920327974">
+          <w:hyperlink w:anchor="__RefHeading___Toc3369_2919071432">
             <w:r>
               <w:rPr>
                 <w:webHidden/>
@@ -706,7 +706,7 @@
             </w:tabs>
             <w:rPr/>
           </w:pPr>
-          <w:hyperlink w:anchor="__RefHeading___Toc3352_920327974">
+          <w:hyperlink w:anchor="__RefHeading___Toc3371_2919071432">
             <w:r>
               <w:rPr>
                 <w:webHidden/>
@@ -714,7 +714,7 @@
               </w:rPr>
               <w:t>4.4 The LiteDRAM build is the point of the whole structure</w:t>
               <w:tab/>
-              <w:t>20</w:t>
+              <w:t>21</w:t>
             </w:r>
           </w:hyperlink>
         </w:p>
@@ -727,7 +727,7 @@
             </w:tabs>
             <w:rPr/>
           </w:pPr>
-          <w:hyperlink w:anchor="__RefHeading___Toc3354_920327974">
+          <w:hyperlink w:anchor="__RefHeading___Toc3373_2919071432">
             <w:r>
               <w:rPr>
                 <w:webHidden/>
@@ -748,7 +748,7 @@
             </w:tabs>
             <w:rPr/>
           </w:pPr>
-          <w:hyperlink w:anchor="__RefHeading___Toc3356_920327974">
+          <w:hyperlink w:anchor="__RefHeading___Toc3375_2919071432">
             <w:r>
               <w:rPr>
                 <w:webHidden/>
@@ -756,7 +756,7 @@
               </w:rPr>
               <w:t>4.6 The frequency define is part of the build identity</w:t>
               <w:tab/>
-              <w:t>21</w:t>
+              <w:t>22</w:t>
             </w:r>
           </w:hyperlink>
         </w:p>
@@ -769,7 +769,7 @@
             </w:tabs>
             <w:rPr/>
           </w:pPr>
-          <w:hyperlink w:anchor="__RefHeading___Toc3358_920327974">
+          <w:hyperlink w:anchor="__RefHeading___Toc3377_2919071432">
             <w:r>
               <w:rPr>
                 <w:webHidden/>
@@ -790,7 +790,7 @@
             </w:tabs>
             <w:rPr/>
           </w:pPr>
-          <w:hyperlink w:anchor="__RefHeading___Toc3360_920327974">
+          <w:hyperlink w:anchor="__RefHeading___Toc3379_2919071432">
             <w:r>
               <w:rPr>
                 <w:webHidden/>
@@ -798,7 +798,7 @@
               </w:rPr>
               <w:t>5 Host Tools and Flow</w:t>
               <w:tab/>
-              <w:t>22</w:t>
+              <w:t>23</w:t>
             </w:r>
           </w:hyperlink>
         </w:p>
@@ -811,7 +811,7 @@
             </w:tabs>
             <w:rPr/>
           </w:pPr>
-          <w:hyperlink w:anchor="__RefHeading___Toc3362_920327974">
+          <w:hyperlink w:anchor="__RefHeading___Toc3381_2919071432">
             <w:r>
               <w:rPr>
                 <w:webHidden/>
@@ -819,7 +819,7 @@
               </w:rPr>
               <w:t>5.1 The shared transport</w:t>
               <w:tab/>
-              <w:t>22</w:t>
+              <w:t>23</w:t>
             </w:r>
           </w:hyperlink>
         </w:p>
@@ -832,7 +832,7 @@
             </w:tabs>
             <w:rPr/>
           </w:pPr>
-          <w:hyperlink w:anchor="__RefHeading___Toc3364_920327974">
+          <w:hyperlink w:anchor="__RefHeading___Toc3383_2919071432">
             <w:r>
               <w:rPr>
                 <w:webHidden/>
@@ -853,7 +853,7 @@
             </w:tabs>
             <w:rPr/>
           </w:pPr>
-          <w:hyperlink w:anchor="__RefHeading___Toc3366_920327974">
+          <w:hyperlink w:anchor="__RefHeading___Toc3385_2919071432">
             <w:r>
               <w:rPr>
                 <w:webHidden/>
@@ -874,7 +874,7 @@
             </w:tabs>
             <w:rPr/>
           </w:pPr>
-          <w:hyperlink w:anchor="__RefHeading___Toc3368_920327974">
+          <w:hyperlink w:anchor="__RefHeading___Toc3387_2919071432">
             <w:r>
               <w:rPr>
                 <w:webHidden/>
@@ -895,7 +895,7 @@
             </w:tabs>
             <w:rPr/>
           </w:pPr>
-          <w:hyperlink w:anchor="__RefHeading___Toc3370_920327974">
+          <w:hyperlink w:anchor="__RefHeading___Toc3389_2919071432">
             <w:r>
               <w:rPr>
                 <w:webHidden/>
@@ -916,7 +916,7 @@
             </w:tabs>
             <w:rPr/>
           </w:pPr>
-          <w:hyperlink w:anchor="__RefHeading___Toc3372_920327974">
+          <w:hyperlink w:anchor="__RefHeading___Toc3391_2919071432">
             <w:r>
               <w:rPr>
                 <w:webHidden/>
@@ -937,7 +937,7 @@
             </w:tabs>
             <w:rPr/>
           </w:pPr>
-          <w:hyperlink w:anchor="__RefHeading___Toc3374_920327974">
+          <w:hyperlink w:anchor="__RefHeading___Toc3393_2919071432">
             <w:r>
               <w:rPr>
                 <w:webHidden/>
@@ -958,7 +958,7 @@
             </w:tabs>
             <w:rPr/>
           </w:pPr>
-          <w:hyperlink w:anchor="__RefHeading___Toc3376_920327974">
+          <w:hyperlink w:anchor="__RefHeading___Toc3395_2919071432">
             <w:r>
               <w:rPr>
                 <w:webHidden/>
@@ -979,7 +979,7 @@
             </w:tabs>
             <w:rPr/>
           </w:pPr>
-          <w:hyperlink w:anchor="__RefHeading___Toc3378_920327974">
+          <w:hyperlink w:anchor="__RefHeading___Toc3397_2919071432">
             <w:r>
               <w:rPr>
                 <w:webHidden/>
@@ -2198,7 +2198,7 @@
         <w:spacing w:before="360" w:after="120"/>
         <w:rPr/>
       </w:pPr>
-      <w:bookmarkStart w:id="0" w:name="__RefHeading___Toc3300_920327974"/>
+      <w:bookmarkStart w:id="0" w:name="__RefHeading___Toc3319_2919071432"/>
       <w:bookmarkStart w:id="1" w:name="document-information"/>
       <w:bookmarkEnd w:id="0"/>
       <w:r>
@@ -2828,7 +2828,7 @@
         <w:spacing w:before="280" w:after="80"/>
         <w:rPr/>
       </w:pPr>
-      <w:bookmarkStart w:id="3" w:name="__RefHeading___Toc3302_920327974"/>
+      <w:bookmarkStart w:id="3" w:name="__RefHeading___Toc3321_2919071432"/>
       <w:bookmarkEnd w:id="3"/>
       <w:r>
         <w:rPr>
@@ -3484,7 +3484,7 @@
         <w:spacing w:before="280" w:after="80"/>
         <w:rPr/>
       </w:pPr>
-      <w:bookmarkStart w:id="5" w:name="__RefHeading___Toc3304_920327974"/>
+      <w:bookmarkStart w:id="5" w:name="__RefHeading___Toc3323_2919071432"/>
       <w:bookmarkEnd w:id="5"/>
       <w:r>
         <w:rPr>
@@ -3640,7 +3640,7 @@
         <w:spacing w:before="280" w:after="80"/>
         <w:rPr/>
       </w:pPr>
-      <w:bookmarkStart w:id="6" w:name="__RefHeading___Toc3306_920327974"/>
+      <w:bookmarkStart w:id="6" w:name="__RefHeading___Toc3325_2919071432"/>
       <w:bookmarkEnd w:id="6"/>
       <w:r>
         <w:rPr>
@@ -3954,7 +3954,7 @@
         <w:spacing w:before="280" w:after="80"/>
         <w:rPr/>
       </w:pPr>
-      <w:bookmarkStart w:id="9" w:name="__RefHeading___Toc3308_920327974"/>
+      <w:bookmarkStart w:id="9" w:name="__RefHeading___Toc3327_2919071432"/>
       <w:bookmarkEnd w:id="9"/>
       <w:r>
         <w:rPr>
@@ -4146,7 +4146,7 @@
         <w:spacing w:before="360" w:after="120"/>
         <w:rPr/>
       </w:pPr>
-      <w:bookmarkStart w:id="11" w:name="__RefHeading___Toc3310_920327974"/>
+      <w:bookmarkStart w:id="11" w:name="__RefHeading___Toc3329_2919071432"/>
       <w:bookmarkStart w:id="12" w:name="the-system"/>
       <w:bookmarkEnd w:id="11"/>
       <w:r>
@@ -4177,7 +4177,7 @@
         <w:spacing w:before="280" w:after="80"/>
         <w:rPr/>
       </w:pPr>
-      <w:bookmarkStart w:id="13" w:name="__RefHeading___Toc3312_920327974"/>
+      <w:bookmarkStart w:id="13" w:name="__RefHeading___Toc3331_2919071432"/>
       <w:bookmarkStart w:id="14" w:name="what-is-on-the-bench"/>
       <w:bookmarkEnd w:id="13"/>
       <w:r>
@@ -4243,7 +4243,7 @@
         <w:spacing w:before="200" w:after="80"/>
         <w:rPr/>
       </w:pPr>
-      <w:bookmarkStart w:id="15" w:name="__RefHeading___Toc3314_920327974"/>
+      <w:bookmarkStart w:id="15" w:name="__RefHeading___Toc3333_2919071432"/>
       <w:bookmarkStart w:id="16" w:name="figure-1.1-the-bench"/>
       <w:bookmarkStart w:id="17" w:name="_Fig_1_The_bench"/>
       <w:bookmarkEnd w:id="15"/>
@@ -4362,7 +4362,7 @@
         <w:spacing w:before="280" w:after="80"/>
         <w:rPr/>
       </w:pPr>
-      <w:bookmarkStart w:id="18" w:name="__RefHeading___Toc3316_920327974"/>
+      <w:bookmarkStart w:id="18" w:name="__RefHeading___Toc3335_2919071432"/>
       <w:bookmarkStart w:id="19" w:name="the-board-and-the-part"/>
       <w:bookmarkEnd w:id="18"/>
       <w:r>
@@ -5066,7 +5066,7 @@
         <w:spacing w:before="280" w:after="80"/>
         <w:rPr/>
       </w:pPr>
-      <w:bookmarkStart w:id="21" w:name="__RefHeading___Toc3318_920327974"/>
+      <w:bookmarkStart w:id="21" w:name="__RefHeading___Toc3337_2919071432"/>
       <w:bookmarkStart w:id="22" w:name="the-single-usb-connector"/>
       <w:bookmarkEnd w:id="21"/>
       <w:r>
@@ -5195,7 +5195,7 @@
         <w:spacing w:before="280" w:after="80"/>
         <w:rPr/>
       </w:pPr>
-      <w:bookmarkStart w:id="24" w:name="__RefHeading___Toc3320_920327974"/>
+      <w:bookmarkStart w:id="24" w:name="__RefHeading___Toc3339_2919071432"/>
       <w:bookmarkStart w:id="25" w:name="X4de8d33c9e79180850f4fe5ccac10b6499f0153"/>
       <w:bookmarkEnd w:id="24"/>
       <w:r>
@@ -5362,7 +5362,7 @@
         <w:spacing w:before="280" w:after="80"/>
         <w:rPr/>
       </w:pPr>
-      <w:bookmarkStart w:id="26" w:name="__RefHeading___Toc3322_920327974"/>
+      <w:bookmarkStart w:id="26" w:name="__RefHeading___Toc3341_2919071432"/>
       <w:bookmarkStart w:id="27" w:name="X66053a0475bc99a44e13efd367962547d0af910"/>
       <w:bookmarkEnd w:id="26"/>
       <w:r>
@@ -5543,7 +5543,7 @@
         <w:spacing w:before="360" w:after="120"/>
         <w:rPr/>
       </w:pPr>
-      <w:bookmarkStart w:id="30" w:name="__RefHeading___Toc3324_920327974"/>
+      <w:bookmarkStart w:id="30" w:name="__RefHeading___Toc3343_2919071432"/>
       <w:bookmarkStart w:id="31" w:name="the-harness"/>
       <w:bookmarkEnd w:id="30"/>
       <w:r>
@@ -5574,7 +5574,7 @@
         <w:spacing w:before="280" w:after="80"/>
         <w:rPr/>
       </w:pPr>
-      <w:bookmarkStart w:id="32" w:name="__RefHeading___Toc3326_920327974"/>
+      <w:bookmarkStart w:id="32" w:name="__RefHeading___Toc3345_2919071432"/>
       <w:bookmarkStart w:id="33" w:name="the-shape-of-it"/>
       <w:bookmarkEnd w:id="32"/>
       <w:r>
@@ -5614,7 +5614,7 @@
         <w:spacing w:before="200" w:after="80"/>
         <w:rPr/>
       </w:pPr>
-      <w:bookmarkStart w:id="34" w:name="__RefHeading___Toc3328_920327974"/>
+      <w:bookmarkStart w:id="34" w:name="__RefHeading___Toc3347_2919071432"/>
       <w:bookmarkStart w:id="35" w:name="figure-2.1-the-harness-block-map"/>
       <w:bookmarkStart w:id="36" w:name="_Fig_2_The_harness_block_ma"/>
       <w:bookmarkEnd w:id="34"/>
@@ -5733,7 +5733,7 @@
         <w:spacing w:before="280" w:after="80"/>
         <w:rPr/>
       </w:pPr>
-      <w:bookmarkStart w:id="37" w:name="__RefHeading___Toc3330_920327974"/>
+      <w:bookmarkStart w:id="37" w:name="__RefHeading___Toc3349_2919071432"/>
       <w:bookmarkStart w:id="38" w:name="the-host-front-end"/>
       <w:bookmarkEnd w:id="37"/>
       <w:r>
@@ -6812,7 +6812,7 @@
         <w:spacing w:before="280" w:after="80"/>
         <w:rPr/>
       </w:pPr>
-      <w:bookmarkStart w:id="40" w:name="__RefHeading___Toc3332_920327974"/>
+      <w:bookmarkStart w:id="40" w:name="__RefHeading___Toc3351_2919071432"/>
       <w:bookmarkStart w:id="41" w:name="Xbfba6edd669a733018e1e0f0f870ae4f9cf6be3"/>
       <w:bookmarkEnd w:id="40"/>
       <w:r>
@@ -8753,7 +8753,7 @@
         <w:spacing w:before="280" w:after="80"/>
         <w:rPr/>
       </w:pPr>
-      <w:bookmarkStart w:id="43" w:name="__RefHeading___Toc3334_920327974"/>
+      <w:bookmarkStart w:id="43" w:name="__RefHeading___Toc3353_2919071432"/>
       <w:bookmarkStart w:id="44" w:name="X2f348cdae3cb7c6781b680e09a3383c453e85ad"/>
       <w:bookmarkEnd w:id="43"/>
       <w:r>
@@ -9600,7 +9600,7 @@
         <w:spacing w:before="280" w:after="80"/>
         <w:rPr/>
       </w:pPr>
-      <w:bookmarkStart w:id="46" w:name="__RefHeading___Toc3336_920327974"/>
+      <w:bookmarkStart w:id="46" w:name="__RefHeading___Toc3355_2919071432"/>
       <w:bookmarkStart w:id="47" w:name="the-dfi-tail"/>
       <w:bookmarkEnd w:id="46"/>
       <w:r>
@@ -9812,7 +9812,7 @@
         <w:spacing w:before="280" w:after="80"/>
         <w:rPr/>
       </w:pPr>
-      <w:bookmarkStart w:id="48" w:name="__RefHeading___Toc3338_920327974"/>
+      <w:bookmarkStart w:id="48" w:name="__RefHeading___Toc3357_2919071432"/>
       <w:bookmarkStart w:id="49" w:name="observability-and-one-honest-compromise"/>
       <w:bookmarkEnd w:id="48"/>
       <w:r>
@@ -9994,7 +9994,7 @@
         <w:spacing w:before="280" w:after="80"/>
         <w:rPr/>
       </w:pPr>
-      <w:bookmarkStart w:id="50" w:name="__RefHeading___Toc3340_920327974"/>
+      <w:bookmarkStart w:id="50" w:name="__RefHeading___Toc3359_2919071432"/>
       <w:bookmarkStart w:id="51" w:name="X5c1997e1f147bdbffb1893dedfff2b2c91c2962"/>
       <w:bookmarkEnd w:id="50"/>
       <w:r>
@@ -10241,7 +10241,7 @@
         <w:spacing w:before="360" w:after="120"/>
         <w:rPr/>
       </w:pPr>
-      <w:bookmarkStart w:id="54" w:name="__RefHeading___Toc3342_920327974"/>
+      <w:bookmarkStart w:id="54" w:name="__RefHeading___Toc3361_2919071432"/>
       <w:bookmarkStart w:id="55" w:name="one-harness-five-targets"/>
       <w:bookmarkEnd w:id="54"/>
       <w:r>
@@ -10272,7 +10272,7 @@
         <w:spacing w:before="280" w:after="80"/>
         <w:rPr/>
       </w:pPr>
-      <w:bookmarkStart w:id="56" w:name="__RefHeading___Toc3344_920327974"/>
+      <w:bookmarkStart w:id="56" w:name="__RefHeading___Toc3363_2919071432"/>
       <w:bookmarkStart w:id="57" w:name="the-short-answer"/>
       <w:bookmarkEnd w:id="56"/>
       <w:r>
@@ -10358,7 +10358,7 @@
         <w:spacing w:before="200" w:after="80"/>
         <w:rPr/>
       </w:pPr>
-      <w:bookmarkStart w:id="58" w:name="__RefHeading___Toc3346_920327974"/>
+      <w:bookmarkStart w:id="58" w:name="__RefHeading___Toc3365_2919071432"/>
       <w:bookmarkStart w:id="59" w:name="Xa501462bbadb0244342c2629e1a1a706d9d1337"/>
       <w:bookmarkStart w:id="60" w:name="_Fig_3_One_harness_source__"/>
       <w:bookmarkEnd w:id="58"/>
@@ -10391,7 +10391,7 @@
         <w:rPr/>
         <w:drawing>
           <wp:inline distT="0" distB="0" distL="0" distR="0">
-            <wp:extent cx="5334000" cy="2204085"/>
+            <wp:extent cx="5334000" cy="2150745"/>
             <wp:effectExtent l="0" t="0" r="0" b="0"/>
             <wp:docPr id="14" name="Image3" descr="One harness source, five targets. The harness RTL is the constant."/>
             <wp:cNvGraphicFramePr>
@@ -10415,7 +10415,7 @@
                   <pic:spPr bwMode="auto">
                     <a:xfrm>
                       <a:off x="0" y="0"/>
-                      <a:ext cx="5334000" cy="2204085"/>
+                      <a:ext cx="5334000" cy="2150745"/>
                     </a:xfrm>
                     <a:prstGeom prst="rect">
                       <a:avLst/>
@@ -10477,7 +10477,7 @@
         <w:spacing w:before="280" w:after="80"/>
         <w:rPr/>
       </w:pPr>
-      <w:bookmarkStart w:id="61" w:name="__RefHeading___Toc3348_920327974"/>
+      <w:bookmarkStart w:id="61" w:name="__RefHeading___Toc3367_2919071432"/>
       <w:bookmarkStart w:id="62" w:name="the-five-targets"/>
       <w:bookmarkEnd w:id="61"/>
       <w:r>
@@ -11375,40 +11375,46 @@
         <w:rPr>
           <w:sz w:val="20"/>
         </w:rPr>
-        <w:t xml:space="preserve"> is not a sixth target. It is the retired “ours over UART” flow: its RTL moved to </w:t>
-      </w:r>
-      <w:r>
-        <w:rPr>
-          <w:rStyle w:val="VerbatimChar"/>
-          <w:sz w:val="20"/>
-        </w:rPr>
-        <w:t>build-perf</w:t>
-      </w:r>
-      <w:r>
-        <w:rPr>
-          <w:sz w:val="20"/>
-        </w:rPr>
-        <w:t xml:space="preserve"> and nothing in it is tracked.</w:t>
-      </w:r>
-    </w:p>
-    <w:p>
-      <w:pPr>
-        <w:pStyle w:val="BodyText"/>
-        <w:rPr/>
-      </w:pPr>
+        <w:t xml:space="preserve"> was the retired “ours over UART” flow and is </w:t>
+      </w:r>
       <w:r>
         <w:rPr>
           <w:b/>
           <w:bCs/>
           <w:sz w:val="20"/>
         </w:rPr>
-        <w:t>Important:</w:t>
-      </w:r>
-      <w:r>
-        <w:rPr>
-          <w:sz w:val="20"/>
-        </w:rPr>
-        <w:t xml:space="preserve"> “nothing tracked” does not mean “nothing there”. It holds two bitstreams and 42 CSVs – ILA captures and timing scans from the July 2026 board bring-up – totalling 203 MB, and </w:t>
+        <w:t>deleted as of 2026-09-30</w:t>
+      </w:r>
+      <w:r>
+        <w:rPr>
+          <w:sz w:val="20"/>
+        </w:rPr>
+        <w:t>. It is described here because references to the path outlive the directory, and because what happened to it is a worked example of a real hazard.</w:t>
+      </w:r>
+    </w:p>
+    <w:p>
+      <w:pPr>
+        <w:pStyle w:val="BodyText"/>
+        <w:rPr/>
+      </w:pPr>
+      <w:r>
+        <w:rPr>
+          <w:sz w:val="20"/>
+        </w:rPr>
+        <w:t xml:space="preserve">Its RTL had already moved to </w:t>
+      </w:r>
+      <w:r>
+        <w:rPr>
+          <w:rStyle w:val="VerbatimChar"/>
+          <w:sz w:val="20"/>
+        </w:rPr>
+        <w:t>build-perf/</w:t>
+      </w:r>
+      <w:r>
+        <w:rPr>
+          <w:sz w:val="20"/>
+        </w:rPr>
+        <w:t xml:space="preserve">. What remained was 203 MB of build output, two bitstreams, and 42 CSVs of ILA captures and timing scans from the July 2026 bring-up – </w:t>
       </w:r>
       <w:r>
         <w:rPr>
@@ -11416,26 +11422,66 @@
           <w:bCs/>
           <w:sz w:val="20"/>
         </w:rPr>
-        <w:t>41 of those CSVs exist nowhere else in the tree</w:t>
-      </w:r>
-      <w:r>
-        <w:rPr>
-          <w:sz w:val="20"/>
-        </w:rPr>
-        <w:t xml:space="preserve">. That is unbacked-up measurement data sitting in an untracked directory, which is a real risk and not a cleanup opportunity. Decide deliberately whether it is committed, archived or discarded; do not let a </w:t>
+        <w:t>none of it tracked in git</w:t>
+      </w:r>
+      <w:r>
+        <w:rPr>
+          <w:sz w:val="20"/>
+        </w:rPr>
+        <w:t>, and 41 of those CSVs existing nowhere else in the tree.</w:t>
+      </w:r>
+    </w:p>
+    <w:p>
+      <w:pPr>
+        <w:pStyle w:val="BodyText"/>
+        <w:rPr/>
+      </w:pPr>
+      <w:r>
+        <w:rPr>
+          <w:b/>
+          <w:bCs/>
+          <w:sz w:val="20"/>
+        </w:rPr>
+        <w:t>Important, and the reason this paragraph is longer than the directory deserves:</w:t>
+      </w:r>
+      <w:r>
+        <w:rPr>
+          <w:sz w:val="20"/>
+        </w:rPr>
+        <w:t xml:space="preserve"> an earlier edition of this book called that directory “vestigial: 0 tracked files, only </w:t>
       </w:r>
       <w:r>
         <w:rPr>
           <w:rStyle w:val="VerbatimChar"/>
           <w:sz w:val="20"/>
         </w:rPr>
-        <w:t>clean-all</w:t>
-      </w:r>
-      <w:r>
-        <w:rPr>
-          <w:sz w:val="20"/>
-        </w:rPr>
-        <w:t xml:space="preserve"> decide for you.</w:t>
+        <w:t>__pycache__</w:t>
+      </w:r>
+      <w:r>
+        <w:rPr>
+          <w:sz w:val="20"/>
+        </w:rPr>
+        <w:t>”. The tracked count was right and the rest was wrong – it was written after listing two of its subdirectories and generalising from them. On that description the directory was very nearly deleted as build detritus, and what would have gone with it were the captures behind the three x16 bugs and the read-valid skew fix.</w:t>
+      </w:r>
+    </w:p>
+    <w:p>
+      <w:pPr>
+        <w:pStyle w:val="BodyText"/>
+        <w:rPr/>
+      </w:pPr>
+      <w:r>
+        <w:rPr>
+          <w:sz w:val="20"/>
+        </w:rPr>
+        <w:t xml:space="preserve">The captures were removed deliberately once they had served their purpose, which is the right ending. The wrong ending was available and close. </w:t>
+      </w:r>
+      <w:r>
+        <w:rPr>
+          <w:b/>
+          <w:bCs/>
+          <w:sz w:val="20"/>
+        </w:rPr>
+        <w:t>“Nothing tracked” is not “nothing there”, and a directory listing of two subdirectories is not an inventory.</w:t>
       </w:r>
       <w:bookmarkEnd w:id="62"/>
     </w:p>
@@ -11448,7 +11494,7 @@
         <w:spacing w:before="280" w:after="80"/>
         <w:rPr/>
       </w:pPr>
-      <w:bookmarkStart w:id="64" w:name="__RefHeading___Toc3350_920327974"/>
+      <w:bookmarkStart w:id="64" w:name="__RefHeading___Toc3369_2919071432"/>
       <w:bookmarkStart w:id="65" w:name="X0e4a50a07f5c663f87181f079e32e6f22d52144"/>
       <w:bookmarkEnd w:id="64"/>
       <w:r>
@@ -11658,7 +11704,7 @@
         <w:spacing w:before="280" w:after="80"/>
         <w:rPr/>
       </w:pPr>
-      <w:bookmarkStart w:id="66" w:name="__RefHeading___Toc3352_920327974"/>
+      <w:bookmarkStart w:id="66" w:name="__RefHeading___Toc3371_2919071432"/>
       <w:bookmarkStart w:id="67" w:name="X74c64a4fe1f8b34d28ccd538c21bf5df738d457"/>
       <w:bookmarkEnd w:id="66"/>
       <w:r>
@@ -12007,7 +12053,7 @@
         <w:spacing w:before="280" w:after="80"/>
         <w:rPr/>
       </w:pPr>
-      <w:bookmarkStart w:id="68" w:name="__RefHeading___Toc3354_920327974"/>
+      <w:bookmarkStart w:id="68" w:name="__RefHeading___Toc3373_2919071432"/>
       <w:bookmarkStart w:id="69" w:name="the-simulation-twin"/>
       <w:bookmarkEnd w:id="68"/>
       <w:r>
@@ -12123,7 +12169,7 @@
         <w:spacing w:before="280" w:after="80"/>
         <w:rPr/>
       </w:pPr>
-      <w:bookmarkStart w:id="70" w:name="__RefHeading___Toc3356_920327974"/>
+      <w:bookmarkStart w:id="70" w:name="__RefHeading___Toc3375_2919071432"/>
       <w:bookmarkStart w:id="71" w:name="X0b145c7a26c0f39d415f241d02ad825503a0a12"/>
       <w:bookmarkEnd w:id="70"/>
       <w:r>
@@ -12187,7 +12233,7 @@
         <w:spacing w:before="280" w:after="80"/>
         <w:rPr/>
       </w:pPr>
-      <w:bookmarkStart w:id="72" w:name="__RefHeading___Toc3358_920327974"/>
+      <w:bookmarkStart w:id="72" w:name="__RefHeading___Toc3377_2919071432"/>
       <w:bookmarkStart w:id="73" w:name="X45fcae6a0c7e99e2a7b3304f65c736455825309"/>
       <w:bookmarkEnd w:id="72"/>
       <w:r>
@@ -12891,7 +12937,7 @@
         <w:spacing w:before="360" w:after="120"/>
         <w:rPr/>
       </w:pPr>
-      <w:bookmarkStart w:id="77" w:name="__RefHeading___Toc3360_920327974"/>
+      <w:bookmarkStart w:id="77" w:name="__RefHeading___Toc3379_2919071432"/>
       <w:bookmarkStart w:id="78" w:name="host-tools-and-flow"/>
       <w:bookmarkEnd w:id="77"/>
       <w:r>
@@ -12922,7 +12968,7 @@
         <w:spacing w:before="280" w:after="80"/>
         <w:rPr/>
       </w:pPr>
-      <w:bookmarkStart w:id="79" w:name="__RefHeading___Toc3362_920327974"/>
+      <w:bookmarkStart w:id="79" w:name="__RefHeading___Toc3381_2919071432"/>
       <w:bookmarkStart w:id="80" w:name="the-shared-transport"/>
       <w:bookmarkEnd w:id="79"/>
       <w:r>
@@ -13524,7 +13570,7 @@
         <w:spacing w:before="280" w:after="80"/>
         <w:rPr/>
       </w:pPr>
-      <w:bookmarkStart w:id="82" w:name="__RefHeading___Toc3364_920327974"/>
+      <w:bookmarkStart w:id="82" w:name="__RefHeading___Toc3383_2919071432"/>
       <w:bookmarkStart w:id="83" w:name="from-a-command-to-a-number"/>
       <w:bookmarkEnd w:id="82"/>
       <w:r>
@@ -13552,7 +13598,7 @@
         <w:spacing w:before="200" w:after="80"/>
         <w:rPr/>
       </w:pPr>
-      <w:bookmarkStart w:id="84" w:name="__RefHeading___Toc3366_920327974"/>
+      <w:bookmarkStart w:id="84" w:name="__RefHeading___Toc3385_2919071432"/>
       <w:bookmarkStart w:id="85" w:name="X71475cd112b82a14285547438a9004a5b92106f"/>
       <w:bookmarkStart w:id="86" w:name="_Fig_4_From_host_command_to"/>
       <w:bookmarkEnd w:id="84"/>
@@ -13685,7 +13731,7 @@
         <w:spacing w:before="280" w:after="80"/>
         <w:rPr/>
       </w:pPr>
-      <w:bookmarkStart w:id="89" w:name="__RefHeading___Toc3368_920327974"/>
+      <w:bookmarkStart w:id="89" w:name="__RefHeading___Toc3387_2919071432"/>
       <w:bookmarkStart w:id="90" w:name="step-1-bring-up-once-per-bitstream"/>
       <w:bookmarkEnd w:id="89"/>
       <w:r>
@@ -14240,7 +14286,7 @@
         <w:spacing w:before="280" w:after="80"/>
         <w:rPr/>
       </w:pPr>
-      <w:bookmarkStart w:id="92" w:name="__RefHeading___Toc3370_920327974"/>
+      <w:bookmarkStart w:id="92" w:name="__RefHeading___Toc3389_2919071432"/>
       <w:bookmarkStart w:id="93" w:name="Xb9d29f6da6727400ba76c2fbe39518f11ffd3d8"/>
       <w:bookmarkEnd w:id="92"/>
       <w:r>
@@ -14378,7 +14424,7 @@
         <w:spacing w:before="280" w:after="80"/>
         <w:rPr/>
       </w:pPr>
-      <w:bookmarkStart w:id="94" w:name="__RefHeading___Toc3372_920327974"/>
+      <w:bookmarkStart w:id="94" w:name="__RefHeading___Toc3391_2919071432"/>
       <w:bookmarkStart w:id="95" w:name="Xa13900eeadb24c1a45dcf911dfa48955fe21a24"/>
       <w:bookmarkEnd w:id="94"/>
       <w:r>
@@ -14509,7 +14555,7 @@
         <w:spacing w:before="280" w:after="80"/>
         <w:rPr/>
       </w:pPr>
-      <w:bookmarkStart w:id="96" w:name="__RefHeading___Toc3374_920327974"/>
+      <w:bookmarkStart w:id="96" w:name="__RefHeading___Toc3393_2919071432"/>
       <w:bookmarkStart w:id="97" w:name="Xf975b625000259b5321307699f03e7734967f9d"/>
       <w:bookmarkEnd w:id="96"/>
       <w:r>
@@ -14599,7 +14645,7 @@
         <w:spacing w:before="280" w:after="80"/>
         <w:rPr/>
       </w:pPr>
-      <w:bookmarkStart w:id="98" w:name="__RefHeading___Toc3376_920327974"/>
+      <w:bookmarkStart w:id="98" w:name="__RefHeading___Toc3395_2919071432"/>
       <w:bookmarkStart w:id="99" w:name="one-program-two-targets"/>
       <w:bookmarkEnd w:id="98"/>
       <w:r>
@@ -14710,7 +14756,7 @@
         <w:spacing w:before="280" w:after="80"/>
         <w:rPr/>
       </w:pPr>
-      <w:bookmarkStart w:id="100" w:name="__RefHeading___Toc3378_920327974"/>
+      <w:bookmarkStart w:id="100" w:name="__RefHeading___Toc3397_2919071432"/>
       <w:bookmarkStart w:id="101" w:name="the-bench-programs-worth-knowing"/>
       <w:bookmarkEnd w:id="100"/>
       <w:r>
